--- a/contents/battle-workbook/secuops-easy-w02.docx
+++ b/contents/battle-workbook/secuops-easy-w02.docx
@@ -123,22 +123,7 @@
           <w:rFonts w:ascii="맑은 고딕" w:hAnsi="맑은 고딕" w:eastAsia="맑은 고딕"/>
           <w:sz w:val="21"/>
         </w:rPr>
-        <w:t xml:space="preserve">▸ 공격자 위치(중요): Red 는 </w:t>
-      </w:r>
-      <w:r>
-        <w:rPr>
-          <w:rFonts w:ascii="맑은 고딕" w:hAnsi="맑은 고딕" w:eastAsia="맑은 고딕"/>
-          <w:b/>
-          <w:sz w:val="21"/>
-        </w:rPr>
-        <w:t>망 외부 공격자(attacker-ext, SSH 2203)</w:t>
-      </w:r>
-      <w:r>
-        <w:rPr>
-          <w:rFonts w:ascii="맑은 고딕" w:hAnsi="맑은 고딕" w:eastAsia="맑은 고딕"/>
-          <w:sz w:val="21"/>
-        </w:rPr>
-        <w:t xml:space="preserve"> 기준. 외부 공격자의</w:t>
+        <w:t>▸ 공격자 위치(중요)</w:t>
       </w:r>
       <w:r>
         <w:br/>
@@ -148,7 +133,7 @@
           <w:rFonts w:ascii="맑은 고딕" w:hAnsi="맑은 고딕" w:eastAsia="맑은 고딕"/>
           <w:sz w:val="21"/>
         </w:rPr>
-        <w:t xml:space="preserve">명령 로그는 6v6 가 수집하지 못하므로, Red 채점은 </w:t>
+        <w:t xml:space="preserve">이 주차의 Red 미션은 </w:t>
       </w:r>
       <w:r>
         <w:rPr>
@@ -156,7 +141,14 @@
           <w:b/>
           <w:sz w:val="21"/>
         </w:rPr>
-        <w:t>대상 인프라에 남은 탐지 흔적</w:t>
+        <w:t>망 외부 공격자 VM(192.168.0.202)</w:t>
+      </w:r>
+      <w:r>
+        <w:rPr>
+          <w:rFonts w:ascii="맑은 고딕" w:hAnsi="맑은 고딕" w:eastAsia="맑은 고딕"/>
+          <w:sz w:val="21"/>
+        </w:rPr>
+        <w:t xml:space="preserve"> 기준이다. el34 는 공격자의 출처 IP를</w:t>
       </w:r>
       <w:r>
         <w:br/>
@@ -166,7 +158,57 @@
           <w:rFonts w:ascii="맑은 고딕" w:hAnsi="맑은 고딕" w:eastAsia="맑은 고딕"/>
           <w:sz w:val="21"/>
         </w:rPr>
-        <w:t>(Wazuh 인증 실패 경보 / Suricata 스캔 경보)으로 한다.</w:t>
+        <w:t>fw→ips→web(WAF) 전 계층에 그대로 보존하므로(HAProxy 제거·NAT 출처소실 없음), Red 채점은 **대상</w:t>
+      </w:r>
+      <w:r>
+        <w:br/>
+      </w:r>
+      <w:r>
+        <w:rPr>
+          <w:rFonts w:ascii="맑은 고딕" w:hAnsi="맑은 고딕" w:eastAsia="맑은 고딕"/>
+          <w:sz w:val="21"/>
+        </w:rPr>
+        <w:t>(el34) 인프라에 남은 탐지 흔적</w:t>
+      </w:r>
+      <w:r>
+        <w:rPr>
+          <w:rFonts w:ascii="맑은 고딕" w:hAnsi="맑은 고딕" w:eastAsia="맑은 고딕"/>
+          <w:b/>
+          <w:sz w:val="21"/>
+        </w:rPr>
+        <w:t xml:space="preserve">(WAF audit / IPS / 호스트 계정·포트)과 </w:t>
+      </w:r>
+      <w:r>
+        <w:rPr>
+          <w:rFonts w:ascii="맑은 고딕" w:hAnsi="맑은 고딕" w:eastAsia="맑은 고딕"/>
+          <w:sz w:val="21"/>
+        </w:rPr>
+        <w:t>출처 IP(192.168.0.202)·</w:t>
+      </w:r>
+      <w:r>
+        <w:br/>
+      </w:r>
+      <w:r>
+        <w:rPr>
+          <w:rFonts w:ascii="맑은 고딕" w:hAnsi="맑은 고딕" w:eastAsia="맑은 고딕"/>
+          <w:sz w:val="21"/>
+        </w:rPr>
+        <w:t>고유 태그 상관</w:t>
+      </w:r>
+      <w:r>
+        <w:rPr>
+          <w:rFonts w:ascii="맑은 고딕" w:hAnsi="맑은 고딕" w:eastAsia="맑은 고딕"/>
+          <w:b/>
+          <w:sz w:val="21"/>
+        </w:rPr>
+        <w:t xml:space="preserve">으로 한다. 반드시 </w:t>
+      </w:r>
+      <w:r>
+        <w:rPr>
+          <w:rFonts w:ascii="맑은 고딕" w:hAnsi="맑은 고딕" w:eastAsia="맑은 고딕"/>
+          <w:sz w:val="21"/>
+        </w:rPr>
+        <w:t>고유 태그**를 붙여 앰비언트 노이즈와 구분되게 한다.</w:t>
       </w:r>
     </w:p>
     <w:p>
@@ -255,7 +297,7 @@
           <w:rFonts w:ascii="맑은 고딕" w:hAnsi="맑은 고딕" w:eastAsia="맑은 고딕"/>
           <w:sz w:val="21"/>
         </w:rPr>
-        <w:t>(attacker-ext)로 대상의 공개 표면을 포트 스캔한다.</w:t>
+        <w:t>(외부 공격자 VM 192.168.0.202)로 대상의 공개 표면을 포트 스캔한다.</w:t>
       </w:r>
     </w:p>
     <w:p>
@@ -280,7 +322,7 @@
           <w:rFonts w:ascii="Consolas" w:hAnsi="Consolas"/>
           <w:sz w:val="19"/>
         </w:rPr>
-        <w:t>nmap -p 22,2202,2203,2204 -sV &lt;대상_공개IP&gt; --max-retries 1 -T4</w:t>
+        <w:t>nmap -p 22,2202,192.168.0.202,2204 -sV 192.168.0.161 --max-retries 1 -T4</w:t>
       </w:r>
     </w:p>
     <w:p>
@@ -388,7 +430,7 @@
           <w:b/>
           <w:sz w:val="22"/>
         </w:rPr>
-        <w:t>▶ 실행 결과 화면 (스크린샷 붙여넣기)</w:t>
+        <w:t>▶ 실행 결과 (출력/스크린샷)</w:t>
       </w:r>
     </w:p>
     <w:tbl>
@@ -422,7 +464,7 @@
                 <w:color w:val="AAAAAA"/>
                 <w:sz w:val="18"/>
               </w:rPr>
-              <w:t>여기에 결과 스크린샷을 붙여넣으세요 (커서를 두고 Ctrl+V)</w:t>
+              <w:t>여기에 결과 출력을 적거나 스크린샷을 붙여넣으세요 (커서를 두고 Ctrl+V)</w:t>
             </w:r>
           </w:p>
         </w:tc>
@@ -538,7 +580,7 @@
           <w:rFonts w:ascii="Consolas" w:hAnsi="Consolas"/>
           <w:sz w:val="19"/>
         </w:rPr>
-        <w:t>hydra -l root -P /usr/share/wordlists/small.txt ssh://&lt;대상_공개IP&gt;:2204 -t 4 -f</w:t>
+        <w:t>hydra -l root -P /usr/share/wordlists/small.txt ssh://192.168.0.161:2204 -t 4 -f</w:t>
       </w:r>
     </w:p>
     <w:p>
@@ -671,7 +713,7 @@
           <w:b/>
           <w:sz w:val="22"/>
         </w:rPr>
-        <w:t>▶ 실행 결과 화면 (스크린샷 붙여넣기)</w:t>
+        <w:t>▶ 실행 결과 (출력/스크린샷)</w:t>
       </w:r>
     </w:p>
     <w:tbl>
@@ -705,7 +747,7 @@
                 <w:color w:val="AAAAAA"/>
                 <w:sz w:val="18"/>
               </w:rPr>
-              <w:t>여기에 결과 스크린샷을 붙여넣으세요 (커서를 두고 Ctrl+V)</w:t>
+              <w:t>여기에 결과 출력을 적거나 스크린샷을 붙여넣으세요 (커서를 두고 Ctrl+V)</w:t>
             </w:r>
           </w:p>
         </w:tc>
@@ -907,7 +949,7 @@
           <w:b/>
           <w:sz w:val="22"/>
         </w:rPr>
-        <w:t>▶ 실행 결과 화면 (스크린샷 붙여넣기)</w:t>
+        <w:t>▶ 실행 결과 (출력/스크린샷)</w:t>
       </w:r>
     </w:p>
     <w:tbl>
@@ -941,7 +983,7 @@
                 <w:color w:val="AAAAAA"/>
                 <w:sz w:val="18"/>
               </w:rPr>
-              <w:t>여기에 결과 스크린샷을 붙여넣으세요 (커서를 두고 Ctrl+V)</w:t>
+              <w:t>여기에 결과 출력을 적거나 스크린샷을 붙여넣으세요 (커서를 두고 Ctrl+V)</w:t>
             </w:r>
           </w:p>
         </w:tc>
@@ -1089,7 +1131,7 @@
           <w:rFonts w:ascii="Consolas" w:hAnsi="Consolas"/>
           <w:sz w:val="19"/>
         </w:rPr>
-        <w:t>nft add rule inet six_filter input ip saddr &lt;공격자IP&gt; log prefix "BLOCKED-APT: " drop</w:t>
+        <w:t>nft add rule inet six_filter input ip saddr 192.168.0.202 log prefix "BLOCKED-APT: " drop</w:t>
         <w:br/>
         <w:t># 영속화: 위 룰이 /etc/nftables.conf 에 포함되도록 저장</w:t>
       </w:r>
@@ -1238,7 +1280,7 @@
           <w:b/>
           <w:sz w:val="22"/>
         </w:rPr>
-        <w:t>▶ 실행 결과 화면 (스크린샷 붙여넣기)</w:t>
+        <w:t>▶ 실행 결과 (출력/스크린샷)</w:t>
       </w:r>
     </w:p>
     <w:tbl>
@@ -1272,7 +1314,7 @@
                 <w:color w:val="AAAAAA"/>
                 <w:sz w:val="18"/>
               </w:rPr>
-              <w:t>여기에 결과 스크린샷을 붙여넣으세요 (커서를 두고 Ctrl+V)</w:t>
+              <w:t>여기에 결과 출력을 적거나 스크린샷을 붙여넣으세요 (커서를 두고 Ctrl+V)</w:t>
             </w:r>
           </w:p>
         </w:tc>
@@ -1552,7 +1594,7 @@
           <w:b/>
           <w:sz w:val="22"/>
         </w:rPr>
-        <w:t>▶ 실행 결과 화면 (스크린샷 붙여넣기)</w:t>
+        <w:t>▶ 실행 결과 (출력/스크린샷)</w:t>
       </w:r>
     </w:p>
     <w:tbl>
@@ -1586,7 +1628,7 @@
                 <w:color w:val="AAAAAA"/>
                 <w:sz w:val="18"/>
               </w:rPr>
-              <w:t>여기에 결과 스크린샷을 붙여넣으세요 (커서를 두고 Ctrl+V)</w:t>
+              <w:t>여기에 결과 출력을 적거나 스크린샷을 붙여넣으세요 (커서를 두고 Ctrl+V)</w:t>
             </w:r>
           </w:p>
         </w:tc>
@@ -1763,7 +1805,7 @@
           <w:b/>
           <w:sz w:val="22"/>
         </w:rPr>
-        <w:t>▶ 실행 결과 화면 (스크린샷 붙여넣기)</w:t>
+        <w:t>▶ 실행 결과 (출력/스크린샷)</w:t>
       </w:r>
     </w:p>
     <w:tbl>
@@ -1797,7 +1839,7 @@
                 <w:color w:val="AAAAAA"/>
                 <w:sz w:val="18"/>
               </w:rPr>
-              <w:t>여기에 결과 스크린샷을 붙여넣으세요 (커서를 두고 Ctrl+V)</w:t>
+              <w:t>여기에 결과 출력을 적거나 스크린샷을 붙여넣으세요 (커서를 두고 Ctrl+V)</w:t>
             </w:r>
           </w:p>
         </w:tc>
